--- a/docs/product/DealGapIQ-Feature-Audit.docx
+++ b/docs/product/DealGapIQ-Feature-Audit.docx
@@ -764,29 +764,29 @@
               <w:pStyle w:val="Compact"/>
             </w:pPr>
             <w:r>
-              <w:t xml:space="preserve">Three price anchors</w:t>
-            </w:r>
-          </w:p>
-        </w:tc>
-        <w:tc>
-          <w:tcPr/>
-          <w:p>
-            <w:pPr>
-              <w:pStyle w:val="Compact"/>
-            </w:pPr>
-            <w:r>
-              <w:t xml:space="preserve">Breakeven, Target Buy, Wholesale (Income Value ladder)</w:t>
-            </w:r>
-          </w:p>
-        </w:tc>
-        <w:tc>
-          <w:tcPr/>
-          <w:p>
-            <w:pPr>
-              <w:pStyle w:val="Compact"/>
-            </w:pPr>
-            <w:r>
-              <w:t xml:space="preserve">Converts abstract valuation into actionable offer bands</w:t>
+              <w:t xml:space="preserve">Three price signals</w:t>
+            </w:r>
+          </w:p>
+        </w:tc>
+        <w:tc>
+          <w:tcPr/>
+          <w:p>
+            <w:pPr>
+              <w:pStyle w:val="Compact"/>
+            </w:pPr>
+            <w:r>
+              <w:t xml:space="preserve">Income Value, Target Buy, and Deal Gap</w:t>
+            </w:r>
+          </w:p>
+        </w:tc>
+        <w:tc>
+          <w:tcPr/>
+          <w:p>
+            <w:pPr>
+              <w:pStyle w:val="Compact"/>
+            </w:pPr>
+            <w:r>
+              <w:t xml:space="preserve">Converts abstract valuation into actionable offer bands and negotiation distance</w:t>
             </w:r>
           </w:p>
         </w:tc>

--- a/docs/product/DealGapIQ-Feature-Audit.docx
+++ b/docs/product/DealGapIQ-Feature-Audit.docx
@@ -26,7 +26,7 @@
         <w:t xml:space="preserve">June 9, 2026</w:t>
       </w:r>
     </w:p>
-    <w:bookmarkStart w:id="42" w:name="dealgapiq-comprehensive-feature-audit"/>
+    <w:bookmarkStart w:id="43" w:name="dealgapiq-comprehensive-feature-audit"/>
     <w:p>
       <w:pPr>
         <w:pStyle w:val="Heading1"/>
@@ -92,7 +92,7 @@
         </w:pict>
       </w:r>
     </w:p>
-    <w:bookmarkStart w:id="9" w:name="executive-summary"/>
+    <w:bookmarkStart w:id="10" w:name="executive-summary"/>
     <w:p>
       <w:pPr>
         <w:pStyle w:val="Heading2"/>
@@ -173,6 +173,152 @@
         <w:t xml:space="preserve">rather than fabricating missing values.</w:t>
       </w:r>
     </w:p>
+    <w:bookmarkStart w:id="9" w:name="Xb70020df93dd3f2e85c2eb7c14a18057d796818"/>
+    <w:p>
+      <w:pPr>
+        <w:pStyle w:val="Heading3"/>
+      </w:pPr>
+      <w:r>
+        <w:t xml:space="preserve">Corrections to legacy materials (read before reusing old copy)</w:t>
+      </w:r>
+    </w:p>
+    <w:p>
+      <w:pPr>
+        <w:pStyle w:val="FirstParagraph"/>
+      </w:pPr>
+      <w:r>
+        <w:t xml:space="preserve">These items have appeared incorrectly in earlier decks, scripts, or store listings and are corrected throughout this document:</w:t>
+      </w:r>
+    </w:p>
+    <w:p>
+      <w:pPr>
+        <w:pStyle w:val="Compact"/>
+        <w:numPr>
+          <w:ilvl w:val="0"/>
+          <w:numId w:val="1001"/>
+        </w:numPr>
+      </w:pPr>
+      <w:r>
+        <w:rPr>
+          <w:b/>
+          <w:bCs/>
+        </w:rPr>
+        <w:t xml:space="preserve">Free tier is 3 analyses/month</w:t>
+      </w:r>
+      <w:r>
+        <w:t xml:space="preserve"> </w:t>
+      </w:r>
+      <w:r>
+        <w:t xml:space="preserve">(and 3 saved properties), not 5.</w:t>
+      </w:r>
+    </w:p>
+    <w:p>
+      <w:pPr>
+        <w:pStyle w:val="Compact"/>
+        <w:numPr>
+          <w:ilvl w:val="0"/>
+          <w:numId w:val="1001"/>
+        </w:numPr>
+      </w:pPr>
+      <w:r>
+        <w:rPr>
+          <w:b/>
+          <w:bCs/>
+        </w:rPr>
+        <w:t xml:space="preserve">Pro pricing is $39.99/mo monthly or $349.99/yr (~$29.17/mo effective)</w:t>
+      </w:r>
+      <w:r>
+        <w:t xml:space="preserve"> </w:t>
+      </w:r>
+      <w:r>
+        <w:t xml:space="preserve">with a 7-day trial — not</w:t>
+      </w:r>
+      <w:r>
+        <w:t xml:space="preserve"> </w:t>
+      </w:r>
+      <w:r>
+        <w:t xml:space="preserve">“$29 / $39.”</w:t>
+      </w:r>
+    </w:p>
+    <w:p>
+      <w:pPr>
+        <w:pStyle w:val="Compact"/>
+        <w:numPr>
+          <w:ilvl w:val="0"/>
+          <w:numId w:val="1001"/>
+        </w:numPr>
+      </w:pPr>
+      <w:r>
+        <w:rPr>
+          <w:b/>
+          <w:bCs/>
+        </w:rPr>
+        <w:t xml:space="preserve">Mobile is Capacitor</w:t>
+      </w:r>
+      <w:r>
+        <w:t xml:space="preserve">, not Expo/React Native.</w:t>
+      </w:r>
+    </w:p>
+    <w:p>
+      <w:pPr>
+        <w:pStyle w:val="Compact"/>
+        <w:numPr>
+          <w:ilvl w:val="0"/>
+          <w:numId w:val="1001"/>
+        </w:numPr>
+      </w:pPr>
+      <w:r>
+        <w:rPr>
+          <w:b/>
+          <w:bCs/>
+        </w:rPr>
+        <w:t xml:space="preserve">Category is residential real estate investment analysis</w:t>
+      </w:r>
+      <w:r>
+        <w:t xml:space="preserve">, not</w:t>
+      </w:r>
+      <w:r>
+        <w:t xml:space="preserve"> </w:t>
+      </w:r>
+      <w:r>
+        <w:t xml:space="preserve">“deal intelligence / sales enablement.”</w:t>
+      </w:r>
+    </w:p>
+    <w:p>
+      <w:pPr>
+        <w:pStyle w:val="Compact"/>
+        <w:numPr>
+          <w:ilvl w:val="0"/>
+          <w:numId w:val="1001"/>
+        </w:numPr>
+      </w:pPr>
+      <w:r>
+        <w:rPr>
+          <w:b/>
+          <w:bCs/>
+        </w:rPr>
+        <w:t xml:space="preserve">The three user-facing metrics are Income Value, Target Buy, and Deal Gap.</w:t>
+      </w:r>
+      <w:r>
+        <w:t xml:space="preserve"> </w:t>
+      </w:r>
+      <w:r>
+        <w:t xml:space="preserve">A separate internal value,</w:t>
+      </w:r>
+      <w:r>
+        <w:t xml:space="preserve"> </w:t>
+      </w:r>
+      <w:r>
+        <w:rPr>
+          <w:b/>
+          <w:bCs/>
+        </w:rPr>
+        <w:t xml:space="preserve">Income Gap</w:t>
+      </w:r>
+      <w:r>
+        <w:t xml:space="preserve">, powers the Verdict engine and is not shown to users — keep it out of user-facing copy.</w:t>
+      </w:r>
+    </w:p>
     <w:p>
       <w:r>
         <w:pict>
@@ -181,7 +327,8 @@
       </w:r>
     </w:p>
     <w:bookmarkEnd w:id="9"/>
-    <w:bookmarkStart w:id="29" w:name="hierarchical-feature-inventory"/>
+    <w:bookmarkEnd w:id="10"/>
+    <w:bookmarkStart w:id="30" w:name="hierarchical-feature-inventory"/>
     <w:p>
       <w:pPr>
         <w:pStyle w:val="Heading2"/>
@@ -190,7 +337,7 @@
         <w:t xml:space="preserve">1. Hierarchical Feature Inventory</w:t>
       </w:r>
     </w:p>
-    <w:bookmarkStart w:id="10" w:name="property-discovery-entry"/>
+    <w:bookmarkStart w:id="11" w:name="property-discovery-entry"/>
     <w:p>
       <w:pPr>
         <w:pStyle w:val="Heading3"/>
@@ -331,41 +478,6 @@
               <w:pStyle w:val="Compact"/>
             </w:pPr>
             <w:r>
-              <w:t xml:space="preserve">Zillow URL / listing paste</w:t>
-            </w:r>
-          </w:p>
-        </w:tc>
-        <w:tc>
-          <w:tcPr/>
-          <w:p>
-            <w:pPr>
-              <w:pStyle w:val="Compact"/>
-            </w:pPr>
-            <w:r>
-              <w:t xml:space="preserve">Accepts listing URLs and street addresses</w:t>
-            </w:r>
-          </w:p>
-        </w:tc>
-        <w:tc>
-          <w:tcPr/>
-          <w:p>
-            <w:pPr>
-              <w:pStyle w:val="Compact"/>
-            </w:pPr>
-            <w:r>
-              <w:t xml:space="preserve">Meets investors where they already browse listings</w:t>
-            </w:r>
-          </w:p>
-        </w:tc>
-      </w:tr>
-      <w:tr>
-        <w:tc>
-          <w:tcPr/>
-          <w:p>
-            <w:pPr>
-              <w:pStyle w:val="Compact"/>
-            </w:pPr>
-            <w:r>
               <w:t xml:space="preserve">Map Search entry</w:t>
             </w:r>
           </w:p>
@@ -418,16 +530,19 @@
               <w:pStyle w:val="Compact"/>
             </w:pPr>
             <w:r>
-              <w:t xml:space="preserve">Mobile camera capture for address/sign reading (</w:t>
+              <w:t xml:space="preserve">Mobile camera capture to scan a property for instant lookup (</w:t>
             </w:r>
             <w:r>
               <w:rPr>
                 <w:rStyle w:val="VerbatimChar"/>
               </w:rPr>
-              <w:t xml:space="preserve">HomeScannerIsland</w:t>
-            </w:r>
-            <w:r>
-              <w:t xml:space="preserve">, Capacitor)</w:t>
+              <w:t xml:space="preserve">SearchPropertyModal</w:t>
+            </w:r>
+            <w:r>
+              <w:t xml:space="preserve"> </w:t>
+            </w:r>
+            <w:r>
+              <w:t xml:space="preserve">→ scan flow, Capacitor); desktop shows an info dialog directing to address entry</w:t>
             </w:r>
           </w:p>
         </w:tc>
@@ -539,8 +654,8 @@
         </w:pict>
       </w:r>
     </w:p>
-    <w:bookmarkEnd w:id="10"/>
-    <w:bookmarkStart w:id="15" w:name="discovery-iq-verdict"/>
+    <w:bookmarkEnd w:id="11"/>
+    <w:bookmarkStart w:id="16" w:name="discovery-iq-verdict"/>
     <w:p>
       <w:pPr>
         <w:pStyle w:val="Heading3"/>
@@ -586,7 +701,7 @@
         <w:t xml:space="preserve">Deliver a plain-English investment verdict and ranked strategy recommendations in one screen.</w:t>
       </w:r>
     </w:p>
-    <w:bookmarkStart w:id="11" w:name="core-valuation-verdict-metrics"/>
+    <w:bookmarkStart w:id="12" w:name="core-valuation-verdict-metrics"/>
     <w:p>
       <w:pPr>
         <w:pStyle w:val="Heading4"/>
@@ -764,64 +879,127 @@
               <w:pStyle w:val="Compact"/>
             </w:pPr>
             <w:r>
-              <w:t xml:space="preserve">Three price signals</w:t>
-            </w:r>
-          </w:p>
-        </w:tc>
-        <w:tc>
-          <w:tcPr/>
-          <w:p>
-            <w:pPr>
-              <w:pStyle w:val="Compact"/>
-            </w:pPr>
-            <w:r>
-              <w:t xml:space="preserve">Income Value, Target Buy, and Deal Gap</w:t>
-            </w:r>
-          </w:p>
-        </w:tc>
-        <w:tc>
-          <w:tcPr/>
-          <w:p>
-            <w:pPr>
-              <w:pStyle w:val="Compact"/>
-            </w:pPr>
-            <w:r>
-              <w:t xml:space="preserve">Converts abstract valuation into actionable offer bands and negotiation distance</w:t>
-            </w:r>
-          </w:p>
-        </w:tc>
-      </w:tr>
-      <w:tr>
-        <w:tc>
-          <w:tcPr/>
-          <w:p>
-            <w:pPr>
-              <w:pStyle w:val="Compact"/>
-            </w:pPr>
-            <w:r>
-              <w:t xml:space="preserve">Deal Gap %</w:t>
-            </w:r>
-          </w:p>
-        </w:tc>
-        <w:tc>
-          <w:tcPr/>
-          <w:p>
-            <w:pPr>
-              <w:pStyle w:val="Compact"/>
-            </w:pPr>
-            <w:r>
-              <w:t xml:space="preserve">Verified/target value vs. asking or estimated market price</w:t>
-            </w:r>
-          </w:p>
-        </w:tc>
-        <w:tc>
-          <w:tcPr/>
-          <w:p>
-            <w:pPr>
-              <w:pStyle w:val="Compact"/>
-            </w:pPr>
-            <w:r>
-              <w:t xml:space="preserve">Single headline metric for deal quality at a glance</w:t>
+              <w:rPr>
+                <w:b/>
+                <w:bCs/>
+              </w:rPr>
+              <w:t xml:space="preserve">Income Value</w:t>
+            </w:r>
+          </w:p>
+        </w:tc>
+        <w:tc>
+          <w:tcPr/>
+          <w:p>
+            <w:pPr>
+              <w:pStyle w:val="Compact"/>
+            </w:pPr>
+            <w:r>
+              <w:t xml:space="preserve">Maximum price at which the property still produces positive cash flow under a given strategy (the income ceiling)</w:t>
+            </w:r>
+          </w:p>
+        </w:tc>
+        <w:tc>
+          <w:tcPr/>
+          <w:p>
+            <w:pPr>
+              <w:pStyle w:val="Compact"/>
+            </w:pPr>
+            <w:r>
+              <w:t xml:space="preserve">Grounds the deal in what income supports, not asking-price hype</w:t>
+            </w:r>
+          </w:p>
+        </w:tc>
+      </w:tr>
+      <w:tr>
+        <w:tc>
+          <w:tcPr/>
+          <w:p>
+            <w:pPr>
+              <w:pStyle w:val="Compact"/>
+            </w:pPr>
+            <w:r>
+              <w:rPr>
+                <w:b/>
+                <w:bCs/>
+              </w:rPr>
+              <w:t xml:space="preserve">Target Buy</w:t>
+            </w:r>
+          </w:p>
+        </w:tc>
+        <w:tc>
+          <w:tcPr/>
+          <w:p>
+            <w:pPr>
+              <w:pStyle w:val="Compact"/>
+            </w:pPr>
+            <w:r>
+              <w:t xml:space="preserve">Price at which the property meets return thresholds for the active strategy</w:t>
+            </w:r>
+          </w:p>
+        </w:tc>
+        <w:tc>
+          <w:tcPr/>
+          <w:p>
+            <w:pPr>
+              <w:pStyle w:val="Compact"/>
+            </w:pPr>
+            <w:r>
+              <w:t xml:space="preserve">Converts valuation into an actionable offer number</w:t>
+            </w:r>
+          </w:p>
+        </w:tc>
+      </w:tr>
+      <w:tr>
+        <w:tc>
+          <w:tcPr/>
+          <w:p>
+            <w:pPr>
+              <w:pStyle w:val="Compact"/>
+            </w:pPr>
+            <w:r>
+              <w:rPr>
+                <w:b/>
+                <w:bCs/>
+              </w:rPr>
+              <w:t xml:space="preserve">Deal Gap</w:t>
+            </w:r>
+          </w:p>
+        </w:tc>
+        <w:tc>
+          <w:tcPr/>
+          <w:p>
+            <w:pPr>
+              <w:pStyle w:val="Compact"/>
+            </w:pPr>
+            <w:r>
+              <w:t xml:space="preserve">Percentage distance between asking/market price and</w:t>
+            </w:r>
+            <w:r>
+              <w:t xml:space="preserve"> </w:t>
+            </w:r>
+            <w:r>
+              <w:rPr>
+                <w:b/>
+                <w:bCs/>
+              </w:rPr>
+              <w:t xml:space="preserve">Target Buy</w:t>
+            </w:r>
+            <w:r>
+              <w:t xml:space="preserve"> </w:t>
+            </w:r>
+            <w:r>
+              <w:t xml:space="preserve">(List Price − Target Buy)</w:t>
+            </w:r>
+          </w:p>
+        </w:tc>
+        <w:tc>
+          <w:tcPr/>
+          <w:p>
+            <w:pPr>
+              <w:pStyle w:val="Compact"/>
+            </w:pPr>
+            <w:r>
+              <w:t xml:space="preserve">Single headline metric for negotiation distance and deal quality</w:t>
             </w:r>
           </w:p>
         </w:tc>
@@ -967,8 +1145,42 @@
         </w:tc>
       </w:tr>
     </w:tbl>
-    <w:bookmarkEnd w:id="11"/>
-    <w:bookmarkStart w:id="12" w:name="strategy-intelligence-discovery-level"/>
+    <w:p>
+      <w:pPr>
+        <w:pStyle w:val="BodyText"/>
+      </w:pPr>
+      <w:r>
+        <w:rPr>
+          <w:i/>
+          <w:iCs/>
+        </w:rPr>
+        <w:t xml:space="preserve">Internal note:</w:t>
+      </w:r>
+      <w:r>
+        <w:t xml:space="preserve"> </w:t>
+      </w:r>
+      <w:r>
+        <w:t xml:space="preserve">a separate</w:t>
+      </w:r>
+      <w:r>
+        <w:t xml:space="preserve"> </w:t>
+      </w:r>
+      <w:r>
+        <w:rPr>
+          <w:b/>
+          <w:bCs/>
+        </w:rPr>
+        <w:t xml:space="preserve">Income Gap</w:t>
+      </w:r>
+      <w:r>
+        <w:t xml:space="preserve"> </w:t>
+      </w:r>
+      <w:r>
+        <w:t xml:space="preserve">value (List Price − Income Value) drives parts of the Verdict engine. It is intentionally not surfaced as a fourth user metric — the clean three-metric story (Income Value, Target Buy, Deal Gap) is a strategic asset.</w:t>
+      </w:r>
+    </w:p>
+    <w:bookmarkEnd w:id="12"/>
+    <w:bookmarkStart w:id="13" w:name="strategy-intelligence-discovery-level"/>
     <w:p>
       <w:pPr>
         <w:pStyle w:val="Heading4"/>
@@ -1275,8 +1487,8 @@
         </w:tc>
       </w:tr>
     </w:tbl>
-    <w:bookmarkEnd w:id="12"/>
-    <w:bookmarkStart w:id="13" w:name="four-paths-offer-structures"/>
+    <w:bookmarkEnd w:id="13"/>
+    <w:bookmarkStart w:id="14" w:name="four-paths-offer-structures"/>
     <w:p>
       <w:pPr>
         <w:pStyle w:val="Heading4"/>
@@ -1646,8 +1858,8 @@
         </w:tc>
       </w:tr>
     </w:tbl>
-    <w:bookmarkEnd w:id="13"/>
-    <w:bookmarkStart w:id="14" w:name="negotiation-playbook"/>
+    <w:bookmarkEnd w:id="14"/>
+    <w:bookmarkStart w:id="15" w:name="negotiation-playbook"/>
     <w:p>
       <w:pPr>
         <w:pStyle w:val="Heading4"/>
@@ -1831,9 +2043,9 @@
         </w:pict>
       </w:r>
     </w:p>
-    <w:bookmarkEnd w:id="14"/>
     <w:bookmarkEnd w:id="15"/>
-    <w:bookmarkStart w:id="16" w:name="strategy-analysis-financial-deep-dive"/>
+    <w:bookmarkEnd w:id="16"/>
+    <w:bookmarkStart w:id="17" w:name="strategy-analysis-financial-deep-dive"/>
     <w:p>
       <w:pPr>
         <w:pStyle w:val="Heading3"/>
@@ -2547,8 +2759,8 @@
         </w:pict>
       </w:r>
     </w:p>
-    <w:bookmarkEnd w:id="16"/>
-    <w:bookmarkStart w:id="17" w:name="deal-maker-interactive-worksheet"/>
+    <w:bookmarkEnd w:id="17"/>
+    <w:bookmarkStart w:id="18" w:name="deal-maker-interactive-worksheet"/>
     <w:p>
       <w:pPr>
         <w:pStyle w:val="Heading3"/>
@@ -3014,8 +3226,8 @@
         </w:pict>
       </w:r>
     </w:p>
-    <w:bookmarkEnd w:id="17"/>
-    <w:bookmarkStart w:id="18" w:name="comps-market-intelligence-price-intel"/>
+    <w:bookmarkEnd w:id="18"/>
+    <w:bookmarkStart w:id="19" w:name="comps-market-intelligence-price-intel"/>
     <w:p>
       <w:pPr>
         <w:pStyle w:val="Heading3"/>
@@ -3539,8 +3751,8 @@
         </w:pict>
       </w:r>
     </w:p>
-    <w:bookmarkEnd w:id="18"/>
-    <w:bookmarkStart w:id="19" w:name="rehab-estimator-budget-tracking"/>
+    <w:bookmarkEnd w:id="19"/>
+    <w:bookmarkStart w:id="20" w:name="rehab-estimator-budget-tracking"/>
     <w:p>
       <w:pPr>
         <w:pStyle w:val="Heading3"/>
@@ -3920,8 +4132,8 @@
         </w:pict>
       </w:r>
     </w:p>
-    <w:bookmarkEnd w:id="19"/>
-    <w:bookmarkStart w:id="20" w:name="map-search-interactive-listing-discovery"/>
+    <w:bookmarkEnd w:id="20"/>
+    <w:bookmarkStart w:id="21" w:name="map-search-interactive-listing-discovery"/>
     <w:p>
       <w:pPr>
         <w:pStyle w:val="Heading3"/>
@@ -4400,8 +4612,8 @@
         </w:pict>
       </w:r>
     </w:p>
-    <w:bookmarkEnd w:id="20"/>
-    <w:bookmarkStart w:id="21" w:name="pipeline-deal-management-collaboration"/>
+    <w:bookmarkEnd w:id="21"/>
+    <w:bookmarkStart w:id="22" w:name="pipeline-deal-management-collaboration"/>
     <w:p>
       <w:pPr>
         <w:pStyle w:val="Heading3"/>
@@ -5077,8 +5289,8 @@
         </w:pict>
       </w:r>
     </w:p>
-    <w:bookmarkEnd w:id="21"/>
-    <w:bookmarkStart w:id="22" w:name="investor-directories-pro-paid-active"/>
+    <w:bookmarkEnd w:id="22"/>
+    <w:bookmarkStart w:id="23" w:name="investor-directories-pro-paid-active"/>
     <w:p>
       <w:pPr>
         <w:pStyle w:val="Heading3"/>
@@ -5198,7 +5410,19 @@
               <w:pStyle w:val="Compact"/>
             </w:pPr>
             <w:r>
-              <w:t xml:space="preserve">Verified investor contacts by market</w:t>
+              <w:t xml:space="preserve">~2,800+ verified investor contacts by market (live count from</w:t>
+            </w:r>
+            <w:r>
+              <w:t xml:space="preserve"> </w:t>
+            </w:r>
+            <w:r>
+              <w:rPr>
+                <w:rStyle w:val="VerbatimChar"/>
+              </w:rPr>
+              <w:t xml:space="preserve">/api/buyers/stats</w:t>
+            </w:r>
+            <w:r>
+              <w:t xml:space="preserve">; marketing fallback when unavailable)</w:t>
             </w:r>
           </w:p>
         </w:tc>
@@ -5233,7 +5457,16 @@
               <w:pStyle w:val="Compact"/>
             </w:pPr>
             <w:r>
-              <w:t xml:space="preserve">Fix &amp; flip, BRRRR, bridge, DSCR products</w:t>
+              <w:t xml:space="preserve">484 verified lenders — fix &amp; flip, BRRRR, bridge, DSCR products (</w:t>
+            </w:r>
+            <w:r>
+              <w:rPr>
+                <w:rStyle w:val="VerbatimChar"/>
+              </w:rPr>
+              <w:t xml:space="preserve">lenders.json</w:t>
+            </w:r>
+            <w:r>
+              <w:t xml:space="preserve">)</w:t>
             </w:r>
           </w:p>
         </w:tc>
@@ -5284,7 +5517,94 @@
           </w:p>
         </w:tc>
       </w:tr>
+      <w:tr>
+        <w:tc>
+          <w:tcPr/>
+          <w:p>
+            <w:pPr>
+              <w:pStyle w:val="Compact"/>
+            </w:pPr>
+            <w:r>
+              <w:t xml:space="preserve">Non-Pro teaser</w:t>
+            </w:r>
+          </w:p>
+        </w:tc>
+        <w:tc>
+          <w:tcPr/>
+          <w:p>
+            <w:pPr>
+              <w:pStyle w:val="Compact"/>
+            </w:pPr>
+            <w:r>
+              <w:t xml:space="preserve">Total buyer count shown to free users to drive upgrade (</w:t>
+            </w:r>
+            <w:r>
+              <w:rPr>
+                <w:rStyle w:val="VerbatimChar"/>
+              </w:rPr>
+              <w:t xml:space="preserve">useBuyerDirectoryTeaserTotal</w:t>
+            </w:r>
+            <w:r>
+              <w:t xml:space="preserve">)</w:t>
+            </w:r>
+          </w:p>
+        </w:tc>
+        <w:tc>
+          <w:tcPr/>
+          <w:p>
+            <w:pPr>
+              <w:pStyle w:val="Compact"/>
+            </w:pPr>
+            <w:r>
+              <w:t xml:space="preserve">Conversion hook</w:t>
+            </w:r>
+          </w:p>
+        </w:tc>
+      </w:tr>
     </w:tbl>
+    <w:p>
+      <w:pPr>
+        <w:pStyle w:val="BodyText"/>
+      </w:pPr>
+      <w:r>
+        <w:rPr>
+          <w:i/>
+          <w:iCs/>
+        </w:rPr>
+        <w:t xml:space="preserve">Gating note:</w:t>
+      </w:r>
+      <w:r>
+        <w:t xml:space="preserve"> </w:t>
+      </w:r>
+      <w:r>
+        <w:t xml:space="preserve">directories require</w:t>
+      </w:r>
+      <w:r>
+        <w:t xml:space="preserve"> </w:t>
+      </w:r>
+      <w:r>
+        <w:rPr>
+          <w:b/>
+          <w:bCs/>
+        </w:rPr>
+        <w:t xml:space="preserve">paid Pro</w:t>
+      </w:r>
+      <w:r>
+        <w:t xml:space="preserve"> </w:t>
+      </w:r>
+      <w:r>
+        <w:t xml:space="preserve">(</w:t>
+      </w:r>
+      <w:r>
+        <w:rPr>
+          <w:rStyle w:val="VerbatimChar"/>
+        </w:rPr>
+        <w:t xml:space="preserve">isPaidPro</w:t>
+      </w:r>
+      <w:r>
+        <w:t xml:space="preserve">) — excluded from the 7-day trial. Trial users retain other Pro trial features but not directory contacts.</w:t>
+      </w:r>
+    </w:p>
     <w:p>
       <w:r>
         <w:pict>
@@ -5292,8 +5612,8 @@
         </w:pict>
       </w:r>
     </w:p>
-    <w:bookmarkEnd w:id="22"/>
-    <w:bookmarkStart w:id="23" w:name="export-reporting-wholesale-tools"/>
+    <w:bookmarkEnd w:id="23"/>
+    <w:bookmarkStart w:id="24" w:name="export-reporting-wholesale-tools"/>
     <w:p>
       <w:pPr>
         <w:pStyle w:val="Heading3"/>
@@ -5570,8 +5890,8 @@
         </w:pict>
       </w:r>
     </w:p>
-    <w:bookmarkEnd w:id="23"/>
-    <w:bookmarkStart w:id="24" w:name="account-authentication-monetization"/>
+    <w:bookmarkEnd w:id="24"/>
+    <w:bookmarkStart w:id="25" w:name="account-authentication-monetization"/>
     <w:p>
       <w:pPr>
         <w:pStyle w:val="Heading3"/>
@@ -5964,7 +6284,16 @@
               <w:pStyle w:val="Compact"/>
             </w:pPr>
             <w:r>
-              <w:t xml:space="preserve">Native in-app purchases via Capacitor</w:t>
+              <w:t xml:space="preserve">Native in-app purchases via Capacitor; entitlement</w:t>
+            </w:r>
+            <w:r>
+              <w:t xml:space="preserve"> </w:t>
+            </w:r>
+            <w:r>
+              <w:rPr>
+                <w:rStyle w:val="VerbatimChar"/>
+              </w:rPr>
+              <w:t xml:space="preserve">DealGapIQ Pro</w:t>
             </w:r>
           </w:p>
         </w:tc>
@@ -6093,8 +6422,8 @@
         </w:pict>
       </w:r>
     </w:p>
-    <w:bookmarkEnd w:id="24"/>
-    <w:bookmarkStart w:id="25" w:name="admin-platform-configuration"/>
+    <w:bookmarkEnd w:id="25"/>
+    <w:bookmarkStart w:id="26" w:name="admin-platform-configuration"/>
     <w:p>
       <w:pPr>
         <w:pStyle w:val="Heading3"/>
@@ -6328,8 +6657,8 @@
         </w:pict>
       </w:r>
     </w:p>
-    <w:bookmarkEnd w:id="25"/>
-    <w:bookmarkStart w:id="26" w:name="educational-seo-trust-content"/>
+    <w:bookmarkEnd w:id="26"/>
+    <w:bookmarkStart w:id="27" w:name="educational-seo-trust-content"/>
     <w:p>
       <w:pPr>
         <w:pStyle w:val="Heading3"/>
@@ -6735,8 +7064,8 @@
         </w:pict>
       </w:r>
     </w:p>
-    <w:bookmarkEnd w:id="26"/>
-    <w:bookmarkStart w:id="27" w:name="mobile-cross-platform-delivery"/>
+    <w:bookmarkEnd w:id="27"/>
+    <w:bookmarkStart w:id="28" w:name="mobile-cross-platform-delivery"/>
     <w:p>
       <w:pPr>
         <w:pStyle w:val="Heading3"/>
@@ -6978,8 +7307,8 @@
         </w:pict>
       </w:r>
     </w:p>
-    <w:bookmarkEnd w:id="27"/>
-    <w:bookmarkStart w:id="28" w:name="analysis-workflow-navigation"/>
+    <w:bookmarkEnd w:id="28"/>
+    <w:bookmarkStart w:id="29" w:name="analysis-workflow-navigation"/>
     <w:p>
       <w:pPr>
         <w:pStyle w:val="Heading3"/>
@@ -7001,7 +7330,7 @@
         <w:pStyle w:val="Compact"/>
         <w:numPr>
           <w:ilvl w:val="0"/>
-          <w:numId w:val="1001"/>
+          <w:numId w:val="1002"/>
         </w:numPr>
       </w:pPr>
       <w:r>
@@ -7026,7 +7355,7 @@
         <w:pStyle w:val="Compact"/>
         <w:numPr>
           <w:ilvl w:val="0"/>
-          <w:numId w:val="1001"/>
+          <w:numId w:val="1002"/>
         </w:numPr>
       </w:pPr>
       <w:r>
@@ -7051,7 +7380,7 @@
         <w:pStyle w:val="Compact"/>
         <w:numPr>
           <w:ilvl w:val="0"/>
-          <w:numId w:val="1001"/>
+          <w:numId w:val="1002"/>
         </w:numPr>
       </w:pPr>
       <w:r>
@@ -7076,7 +7405,7 @@
         <w:pStyle w:val="Compact"/>
         <w:numPr>
           <w:ilvl w:val="0"/>
-          <w:numId w:val="1001"/>
+          <w:numId w:val="1002"/>
         </w:numPr>
       </w:pPr>
       <w:r>
@@ -7101,7 +7430,7 @@
         <w:pStyle w:val="Compact"/>
         <w:numPr>
           <w:ilvl w:val="0"/>
-          <w:numId w:val="1001"/>
+          <w:numId w:val="1002"/>
         </w:numPr>
       </w:pPr>
       <w:r>
@@ -7133,9 +7462,9 @@
         </w:pict>
       </w:r>
     </w:p>
-    <w:bookmarkEnd w:id="28"/>
     <w:bookmarkEnd w:id="29"/>
-    <w:bookmarkStart w:id="30" w:name="subscription-tier-matrix-observable"/>
+    <w:bookmarkEnd w:id="30"/>
+    <w:bookmarkStart w:id="31" w:name="subscription-tier-matrix-observable"/>
     <w:p>
       <w:pPr>
         <w:pStyle w:val="Heading2"/>
@@ -7314,6 +7643,80 @@
               <w:pStyle w:val="Compact"/>
             </w:pPr>
             <w:r>
+              <w:t xml:space="preserve">Income Value · Target Buy · Deal Gap</w:t>
+            </w:r>
+          </w:p>
+        </w:tc>
+        <w:tc>
+          <w:tcPr/>
+          <w:p>
+            <w:pPr>
+              <w:pStyle w:val="Compact"/>
+              <w:jc w:val="center"/>
+            </w:pPr>
+            <w:r>
+              <w:t xml:space="preserve">Yes</w:t>
+            </w:r>
+          </w:p>
+        </w:tc>
+        <w:tc>
+          <w:tcPr/>
+          <w:p>
+            <w:pPr>
+              <w:pStyle w:val="Compact"/>
+              <w:jc w:val="center"/>
+            </w:pPr>
+            <w:r>
+              <w:t xml:space="preserve">Yes</w:t>
+            </w:r>
+          </w:p>
+        </w:tc>
+      </w:tr>
+      <w:tr>
+        <w:tc>
+          <w:tcPr/>
+          <w:p>
+            <w:pPr>
+              <w:pStyle w:val="Compact"/>
+            </w:pPr>
+            <w:r>
+              <w:t xml:space="preserve">Four Paths + pitch scripts on Discovery</w:t>
+            </w:r>
+          </w:p>
+        </w:tc>
+        <w:tc>
+          <w:tcPr/>
+          <w:p>
+            <w:pPr>
+              <w:pStyle w:val="Compact"/>
+              <w:jc w:val="center"/>
+            </w:pPr>
+            <w:r>
+              <w:t xml:space="preserve">Yes</w:t>
+            </w:r>
+          </w:p>
+        </w:tc>
+        <w:tc>
+          <w:tcPr/>
+          <w:p>
+            <w:pPr>
+              <w:pStyle w:val="Compact"/>
+              <w:jc w:val="center"/>
+            </w:pPr>
+            <w:r>
+              <w:t xml:space="preserve">Yes</w:t>
+            </w:r>
+          </w:p>
+        </w:tc>
+      </w:tr>
+      <w:tr>
+        <w:tc>
+          <w:tcPr/>
+          <w:p>
+            <w:pPr>
+              <w:pStyle w:val="Compact"/>
+            </w:pPr>
+            <w:r>
               <w:t xml:space="preserve">Multi-source IQ estimates + source selector</w:t>
             </w:r>
           </w:p>
@@ -7908,7 +8311,195 @@
           <w:i/>
           <w:iCs/>
         </w:rPr>
-        <w:t xml:space="preserve">Sources: PricingContent.tsx comparison table, TIER_LIMITS in backend/app/models/subscription.py</w:t>
+        <w:t xml:space="preserve">Sources:</w:t>
+      </w:r>
+      <w:r>
+        <w:rPr>
+          <w:i/>
+          <w:iCs/>
+        </w:rPr>
+        <w:t xml:space="preserve"> </w:t>
+      </w:r>
+      <w:r>
+        <w:rPr>
+          <w:rStyle w:val="VerbatimChar"/>
+          <w:i/>
+          <w:iCs/>
+        </w:rPr>
+        <w:t xml:space="preserve">PricingContent.tsx</w:t>
+      </w:r>
+      <w:r>
+        <w:rPr>
+          <w:i/>
+          <w:iCs/>
+        </w:rPr>
+        <w:t xml:space="preserve"> </w:t>
+      </w:r>
+      <w:r>
+        <w:rPr>
+          <w:i/>
+          <w:iCs/>
+        </w:rPr>
+        <w:t xml:space="preserve">comparison table;</w:t>
+      </w:r>
+      <w:r>
+        <w:rPr>
+          <w:i/>
+          <w:iCs/>
+        </w:rPr>
+        <w:t xml:space="preserve"> </w:t>
+      </w:r>
+      <w:r>
+        <w:rPr>
+          <w:rStyle w:val="VerbatimChar"/>
+          <w:i/>
+          <w:iCs/>
+        </w:rPr>
+        <w:t xml:space="preserve">TIER_LIMITS</w:t>
+      </w:r>
+      <w:r>
+        <w:rPr>
+          <w:i/>
+          <w:iCs/>
+        </w:rPr>
+        <w:t xml:space="preserve"> </w:t>
+      </w:r>
+      <w:r>
+        <w:rPr>
+          <w:i/>
+          <w:iCs/>
+        </w:rPr>
+        <w:t xml:space="preserve">in</w:t>
+      </w:r>
+      <w:r>
+        <w:rPr>
+          <w:i/>
+          <w:iCs/>
+        </w:rPr>
+        <w:t xml:space="preserve"> </w:t>
+      </w:r>
+      <w:r>
+        <w:rPr>
+          <w:rStyle w:val="VerbatimChar"/>
+          <w:i/>
+          <w:iCs/>
+        </w:rPr>
+        <w:t xml:space="preserve">backend/app/models/subscription.py</w:t>
+      </w:r>
+      <w:r>
+        <w:rPr>
+          <w:i/>
+          <w:iCs/>
+        </w:rPr>
+        <w:t xml:space="preserve">;</w:t>
+      </w:r>
+      <w:r>
+        <w:rPr>
+          <w:i/>
+          <w:iCs/>
+        </w:rPr>
+        <w:t xml:space="preserve"> </w:t>
+      </w:r>
+      <w:r>
+        <w:rPr>
+          <w:rStyle w:val="VerbatimChar"/>
+          <w:i/>
+          <w:iCs/>
+        </w:rPr>
+        <w:t xml:space="preserve">FREE_ANALYSES_PER_MONTH</w:t>
+      </w:r>
+      <w:r>
+        <w:rPr>
+          <w:i/>
+          <w:iCs/>
+        </w:rPr>
+        <w:t xml:space="preserve"> </w:t>
+      </w:r>
+      <w:r>
+        <w:rPr>
+          <w:i/>
+          <w:iCs/>
+        </w:rPr>
+        <w:t xml:space="preserve">in</w:t>
+      </w:r>
+      <w:r>
+        <w:rPr>
+          <w:i/>
+          <w:iCs/>
+        </w:rPr>
+        <w:t xml:space="preserve"> </w:t>
+      </w:r>
+      <w:r>
+        <w:rPr>
+          <w:rStyle w:val="VerbatimChar"/>
+          <w:i/>
+          <w:iCs/>
+        </w:rPr>
+        <w:t xml:space="preserve">frontend/src/constants/subscriptions.ts</w:t>
+      </w:r>
+      <w:r>
+        <w:rPr>
+          <w:i/>
+          <w:iCs/>
+        </w:rPr>
+        <w:t xml:space="preserve">.</w:t>
+      </w:r>
+    </w:p>
+    <w:p>
+      <w:pPr>
+        <w:pStyle w:val="BodyText"/>
+      </w:pPr>
+      <w:r>
+        <w:rPr>
+          <w:i/>
+          <w:iCs/>
+        </w:rPr>
+        <w:t xml:space="preserve">Enforcement note:</w:t>
+      </w:r>
+      <w:r>
+        <w:t xml:space="preserve"> </w:t>
+      </w:r>
+      <w:r>
+        <w:t xml:space="preserve">this matrix reflects published pricing policy. UI gating uses a mix of</w:t>
+      </w:r>
+      <w:r>
+        <w:t xml:space="preserve"> </w:t>
+      </w:r>
+      <w:r>
+        <w:rPr>
+          <w:rStyle w:val="VerbatimChar"/>
+        </w:rPr>
+        <w:t xml:space="preserve">ProGate</w:t>
+      </w:r>
+      <w:r>
+        <w:t xml:space="preserve">,</w:t>
+      </w:r>
+      <w:r>
+        <w:t xml:space="preserve"> </w:t>
+      </w:r>
+      <w:r>
+        <w:rPr>
+          <w:rStyle w:val="VerbatimChar"/>
+        </w:rPr>
+        <w:t xml:space="preserve">AuthGate</w:t>
+      </w:r>
+      <w:r>
+        <w:t xml:space="preserve"> </w:t>
+      </w:r>
+      <w:r>
+        <w:t xml:space="preserve">(sign-in only), and backend usage limits — not every Pro-marketed feature is wrapped in</w:t>
+      </w:r>
+      <w:r>
+        <w:t xml:space="preserve"> </w:t>
+      </w:r>
+      <w:r>
+        <w:rPr>
+          <w:rStyle w:val="VerbatimChar"/>
+        </w:rPr>
+        <w:t xml:space="preserve">ProGate</w:t>
+      </w:r>
+      <w:r>
+        <w:t xml:space="preserve">. Verify before legal or commercial commitments.</w:t>
       </w:r>
     </w:p>
     <w:p>
@@ -7918,8 +8509,8 @@
         </w:pict>
       </w:r>
     </w:p>
-    <w:bookmarkEnd w:id="30"/>
-    <w:bookmarkStart w:id="38" w:name="X545695a2692dbeb050b56865b0af61601224bd7"/>
+    <w:bookmarkEnd w:id="31"/>
+    <w:bookmarkStart w:id="39" w:name="X545695a2692dbeb050b56865b0af61601224bd7"/>
     <w:p>
       <w:pPr>
         <w:pStyle w:val="Heading2"/>
@@ -7928,7 +8519,7 @@
         <w:t xml:space="preserve">3. Unique Differentiators vs. Typical Competitor Offerings</w:t>
       </w:r>
     </w:p>
-    <w:bookmarkStart w:id="31" w:name="the-synthesis-layer-primary-moat"/>
+    <w:bookmarkStart w:id="32" w:name="the-synthesis-layer-primary-moat"/>
     <w:p>
       <w:pPr>
         <w:pStyle w:val="Heading3"/>
@@ -8034,8 +8625,8 @@
         </w:pict>
       </w:r>
     </w:p>
-    <w:bookmarkEnd w:id="31"/>
-    <w:bookmarkStart w:id="32" w:name="Xb0786b4c340980f459d2bdeb198efb035e09271"/>
+    <w:bookmarkEnd w:id="32"/>
+    <w:bookmarkStart w:id="33" w:name="Xb0786b4c340980f459d2bdeb198efb035e09271"/>
     <w:p>
       <w:pPr>
         <w:pStyle w:val="Heading3"/>
@@ -8434,8 +9025,8 @@
         </w:pict>
       </w:r>
     </w:p>
-    <w:bookmarkEnd w:id="32"/>
-    <w:bookmarkStart w:id="33" w:name="trust-first-data-architecture"/>
+    <w:bookmarkEnd w:id="33"/>
+    <w:bookmarkStart w:id="34" w:name="trust-first-data-architecture"/>
     <w:p>
       <w:pPr>
         <w:pStyle w:val="Heading3"/>
@@ -8695,8 +9286,8 @@
         </w:pict>
       </w:r>
     </w:p>
-    <w:bookmarkEnd w:id="33"/>
-    <w:bookmarkStart w:id="34" w:name="structure-aware-negotiation-enablement"/>
+    <w:bookmarkEnd w:id="34"/>
+    <w:bookmarkStart w:id="35" w:name="structure-aware-negotiation-enablement"/>
     <w:p>
       <w:pPr>
         <w:pStyle w:val="Heading3"/>
@@ -8887,8 +9478,8 @@
         </w:pict>
       </w:r>
     </w:p>
-    <w:bookmarkEnd w:id="34"/>
-    <w:bookmarkStart w:id="35" w:name="six-strategy-unified-platform"/>
+    <w:bookmarkEnd w:id="35"/>
+    <w:bookmarkStart w:id="36" w:name="six-strategy-unified-platform"/>
     <w:p>
       <w:pPr>
         <w:pStyle w:val="Heading3"/>
@@ -9015,8 +9606,8 @@
         </w:pict>
       </w:r>
     </w:p>
-    <w:bookmarkEnd w:id="35"/>
-    <w:bookmarkStart w:id="36" w:name="operational-loop-analysis-execution"/>
+    <w:bookmarkEnd w:id="36"/>
+    <w:bookmarkStart w:id="37" w:name="operational-loop-analysis-execution"/>
     <w:p>
       <w:pPr>
         <w:pStyle w:val="Heading3"/>
@@ -9038,7 +9629,7 @@
         <w:pStyle w:val="Compact"/>
         <w:numPr>
           <w:ilvl w:val="0"/>
-          <w:numId w:val="1002"/>
+          <w:numId w:val="1003"/>
         </w:numPr>
       </w:pPr>
       <w:r>
@@ -9053,7 +9644,7 @@
         <w:pStyle w:val="Compact"/>
         <w:numPr>
           <w:ilvl w:val="0"/>
-          <w:numId w:val="1002"/>
+          <w:numId w:val="1003"/>
         </w:numPr>
       </w:pPr>
       <w:r>
@@ -9068,7 +9659,7 @@
         <w:pStyle w:val="Compact"/>
         <w:numPr>
           <w:ilvl w:val="0"/>
-          <w:numId w:val="1002"/>
+          <w:numId w:val="1003"/>
         </w:numPr>
       </w:pPr>
       <w:r>
@@ -9083,7 +9674,7 @@
         <w:pStyle w:val="Compact"/>
         <w:numPr>
           <w:ilvl w:val="0"/>
-          <w:numId w:val="1002"/>
+          <w:numId w:val="1003"/>
         </w:numPr>
       </w:pPr>
       <w:r>
@@ -9098,11 +9689,11 @@
         <w:pStyle w:val="Compact"/>
         <w:numPr>
           <w:ilvl w:val="0"/>
-          <w:numId w:val="1002"/>
+          <w:numId w:val="1003"/>
         </w:numPr>
       </w:pPr>
       <w:r>
-        <w:t xml:space="preserve">Investor/lender directories for exit/finance partners</w:t>
+        <w:t xml:space="preserve">Investor directory (~2,800+ cash buyers) and lender directory (484 hard money lenders) for exit/finance partners</w:t>
       </w:r>
     </w:p>
     <w:p>
@@ -9133,8 +9724,8 @@
         </w:pict>
       </w:r>
     </w:p>
-    <w:bookmarkEnd w:id="36"/>
-    <w:bookmarkStart w:id="37" w:name="distribution-model-differentiation"/>
+    <w:bookmarkEnd w:id="37"/>
+    <w:bookmarkStart w:id="38" w:name="distribution-model-differentiation"/>
     <w:p>
       <w:pPr>
         <w:pStyle w:val="Heading3"/>
@@ -9285,9 +9876,9 @@
         </w:pict>
       </w:r>
     </w:p>
-    <w:bookmarkEnd w:id="37"/>
     <w:bookmarkEnd w:id="38"/>
-    <w:bookmarkStart w:id="39" w:name="X70542e6952ab2c6c1db3d6830e1427e35179dba"/>
+    <w:bookmarkEnd w:id="39"/>
+    <w:bookmarkStart w:id="40" w:name="X70542e6952ab2c6c1db3d6830e1427e35179dba"/>
     <w:p>
       <w:pPr>
         <w:pStyle w:val="Heading2"/>
@@ -10210,8 +10801,8 @@
         </w:pict>
       </w:r>
     </w:p>
-    <w:bookmarkEnd w:id="39"/>
-    <w:bookmarkStart w:id="40" w:name="X91bf7d530b630c03ccf75e763750c6ddb3c2121"/>
+    <w:bookmarkEnd w:id="40"/>
+    <w:bookmarkStart w:id="41" w:name="X91bf7d530b630c03ccf75e763750c6ddb3c2121"/>
     <w:p>
       <w:pPr>
         <w:pStyle w:val="Heading2"/>
@@ -10242,139 +10833,6 @@
       </w:r>
       <w:r>
         <w:t xml:space="preserve">from product docs:</w:t>
-      </w:r>
-    </w:p>
-    <w:p>
-      <w:pPr>
-        <w:pStyle w:val="Compact"/>
-        <w:numPr>
-          <w:ilvl w:val="0"/>
-          <w:numId w:val="1003"/>
-        </w:numPr>
-      </w:pPr>
-      <w:r>
-        <w:rPr>
-          <w:b/>
-          <w:bCs/>
-        </w:rPr>
-        <w:t xml:space="preserve">Not financial, legal, or investment advice</w:t>
-      </w:r>
-      <w:r>
-        <w:t xml:space="preserve"> </w:t>
-      </w:r>
-      <w:r>
-        <w:t xml:space="preserve">— analysis only</w:t>
-      </w:r>
-      <w:r>
-        <w:br/>
-      </w:r>
-    </w:p>
-    <w:p>
-      <w:pPr>
-        <w:pStyle w:val="Compact"/>
-        <w:numPr>
-          <w:ilvl w:val="0"/>
-          <w:numId w:val="1003"/>
-        </w:numPr>
-      </w:pPr>
-      <w:r>
-        <w:rPr>
-          <w:b/>
-          <w:bCs/>
-        </w:rPr>
-        <w:t xml:space="preserve">Wraparound mortgages and land contracts</w:t>
-      </w:r>
-      <w:r>
-        <w:t xml:space="preserve"> </w:t>
-      </w:r>
-      <w:r>
-        <w:t xml:space="preserve">— not modeled (deferred pending legal review)</w:t>
-      </w:r>
-      <w:r>
-        <w:br/>
-      </w:r>
-    </w:p>
-    <w:p>
-      <w:pPr>
-        <w:pStyle w:val="Compact"/>
-        <w:numPr>
-          <w:ilvl w:val="0"/>
-          <w:numId w:val="1003"/>
-        </w:numPr>
-      </w:pPr>
-      <w:r>
-        <w:rPr>
-          <w:b/>
-          <w:bCs/>
-        </w:rPr>
-        <w:t xml:space="preserve">Does not claim every property is a deal</w:t>
-      </w:r>
-      <w:r>
-        <w:t xml:space="preserve"> </w:t>
-      </w:r>
-      <w:r>
-        <w:t xml:space="preserve">— emphasizes structure over price tag</w:t>
-      </w:r>
-      <w:r>
-        <w:br/>
-      </w:r>
-    </w:p>
-    <w:p>
-      <w:pPr>
-        <w:pStyle w:val="Compact"/>
-        <w:numPr>
-          <w:ilvl w:val="0"/>
-          <w:numId w:val="1003"/>
-        </w:numPr>
-      </w:pPr>
-      <w:r>
-        <w:rPr>
-          <w:b/>
-          <w:bCs/>
-        </w:rPr>
-        <w:t xml:space="preserve">No syndication/REIT/passive investing tooling</w:t>
-      </w:r>
-      <w:r>
-        <w:br/>
-      </w:r>
-    </w:p>
-    <w:p>
-      <w:pPr>
-        <w:pStyle w:val="Compact"/>
-        <w:numPr>
-          <w:ilvl w:val="0"/>
-          <w:numId w:val="1003"/>
-        </w:numPr>
-      </w:pPr>
-      <w:r>
-        <w:rPr>
-          <w:b/>
-          <w:bCs/>
-        </w:rPr>
-        <w:t xml:space="preserve">Admin assumptions and regional defaults</w:t>
-      </w:r>
-      <w:r>
-        <w:t xml:space="preserve"> </w:t>
-      </w:r>
-      <w:r>
-        <w:t xml:space="preserve">— global formulas, not per-user bespoke models for free tier</w:t>
-      </w:r>
-    </w:p>
-    <w:p>
-      <w:r>
-        <w:pict>
-          <v:rect style="width:0;height:1.5pt" o:hralign="center" o:hrstd="t" o:hr="t"/>
-        </w:pict>
-      </w:r>
-    </w:p>
-    <w:bookmarkEnd w:id="40"/>
-    <w:bookmarkStart w:id="41" w:name="X4ba75b5690b9229e581c918958b085cc0d70be8"/>
-    <w:p>
-      <w:pPr>
-        <w:pStyle w:val="Heading2"/>
-      </w:pPr>
-      <w:r>
-        <w:t xml:space="preserve">6. Strategic Observations for Product Leadership</w:t>
       </w:r>
     </w:p>
     <w:p>
@@ -10390,13 +10848,13 @@
           <w:b/>
           <w:bCs/>
         </w:rPr>
-        <w:t xml:space="preserve">Highest defensible value</w:t>
+        <w:t xml:space="preserve">Not financial, legal, or investment advice</w:t>
       </w:r>
       <w:r>
         <w:t xml:space="preserve"> </w:t>
       </w:r>
       <w:r>
-        <w:t xml:space="preserve">sits in the Discovery → Four Paths → Pitch Script chain. Marketing, onboarding, and Pro gates should consistently reinforce this sequence.</w:t>
+        <w:t xml:space="preserve">— analysis only</w:t>
       </w:r>
       <w:r>
         <w:br/>
@@ -10415,13 +10873,13 @@
           <w:b/>
           <w:bCs/>
         </w:rPr>
-        <w:t xml:space="preserve">Free tier is deliberately generous on verdict + strategy snapshots</w:t>
+        <w:t xml:space="preserve">Wraparound mortgages and land contracts</w:t>
       </w:r>
       <w:r>
         <w:t xml:space="preserve"> </w:t>
       </w:r>
       <w:r>
-        <w:t xml:space="preserve">to drive acquisition; Pro monetizes depth (Deal Maker, comps, exports, map hunt, directories).</w:t>
+        <w:t xml:space="preserve">— not modeled (deferred pending legal review)</w:t>
       </w:r>
       <w:r>
         <w:br/>
@@ -10440,13 +10898,13 @@
           <w:b/>
           <w:bCs/>
         </w:rPr>
-        <w:t xml:space="preserve">Pipeline + rehab tracking</w:t>
+        <w:t xml:space="preserve">Does not claim every property is a deal</w:t>
       </w:r>
       <w:r>
         <w:t xml:space="preserve"> </w:t>
       </w:r>
       <w:r>
-        <w:t xml:space="preserve">differentiates against pure calculators but is secondary to the synthesis layer in positioning.</w:t>
+        <w:t xml:space="preserve">— emphasizes structure over price tag</w:t>
       </w:r>
       <w:r>
         <w:br/>
@@ -10465,13 +10923,7 @@
           <w:b/>
           <w:bCs/>
         </w:rPr>
-        <w:t xml:space="preserve">Trust architecture</w:t>
-      </w:r>
-      <w:r>
-        <w:t xml:space="preserve"> </w:t>
-      </w:r>
-      <w:r>
-        <w:t xml:space="preserve">(source selector, Unavailable states, methodology page) is a feature, not polish — it supports conversion with skeptical investors.</w:t>
+        <w:t xml:space="preserve">No syndication/REIT/passive investing tooling</w:t>
       </w:r>
       <w:r>
         <w:br/>
@@ -10490,6 +10942,145 @@
           <w:b/>
           <w:bCs/>
         </w:rPr>
+        <w:t xml:space="preserve">Admin assumptions and regional defaults</w:t>
+      </w:r>
+      <w:r>
+        <w:t xml:space="preserve"> </w:t>
+      </w:r>
+      <w:r>
+        <w:t xml:space="preserve">— global formulas, not per-user bespoke models for free tier</w:t>
+      </w:r>
+    </w:p>
+    <w:p>
+      <w:r>
+        <w:pict>
+          <v:rect style="width:0;height:1.5pt" o:hralign="center" o:hrstd="t" o:hr="t"/>
+        </w:pict>
+      </w:r>
+    </w:p>
+    <w:bookmarkEnd w:id="41"/>
+    <w:bookmarkStart w:id="42" w:name="X4ba75b5690b9229e581c918958b085cc0d70be8"/>
+    <w:p>
+      <w:pPr>
+        <w:pStyle w:val="Heading2"/>
+      </w:pPr>
+      <w:r>
+        <w:t xml:space="preserve">6. Strategic Observations for Product Leadership</w:t>
+      </w:r>
+    </w:p>
+    <w:p>
+      <w:pPr>
+        <w:pStyle w:val="Compact"/>
+        <w:numPr>
+          <w:ilvl w:val="0"/>
+          <w:numId w:val="1005"/>
+        </w:numPr>
+      </w:pPr>
+      <w:r>
+        <w:rPr>
+          <w:b/>
+          <w:bCs/>
+        </w:rPr>
+        <w:t xml:space="preserve">Highest defensible value</w:t>
+      </w:r>
+      <w:r>
+        <w:t xml:space="preserve"> </w:t>
+      </w:r>
+      <w:r>
+        <w:t xml:space="preserve">sits in the Discovery → Four Paths → Pitch Script chain. Marketing, onboarding, and Pro gates should consistently reinforce this sequence.</w:t>
+      </w:r>
+      <w:r>
+        <w:br/>
+      </w:r>
+    </w:p>
+    <w:p>
+      <w:pPr>
+        <w:pStyle w:val="Compact"/>
+        <w:numPr>
+          <w:ilvl w:val="0"/>
+          <w:numId w:val="1005"/>
+        </w:numPr>
+      </w:pPr>
+      <w:r>
+        <w:rPr>
+          <w:b/>
+          <w:bCs/>
+        </w:rPr>
+        <w:t xml:space="preserve">Free tier is deliberately generous on verdict + strategy snapshots</w:t>
+      </w:r>
+      <w:r>
+        <w:t xml:space="preserve"> </w:t>
+      </w:r>
+      <w:r>
+        <w:t xml:space="preserve">to drive acquisition; Pro monetizes depth (Deal Maker, comps, exports, map hunt, directories).</w:t>
+      </w:r>
+      <w:r>
+        <w:br/>
+      </w:r>
+    </w:p>
+    <w:p>
+      <w:pPr>
+        <w:pStyle w:val="Compact"/>
+        <w:numPr>
+          <w:ilvl w:val="0"/>
+          <w:numId w:val="1005"/>
+        </w:numPr>
+      </w:pPr>
+      <w:r>
+        <w:rPr>
+          <w:b/>
+          <w:bCs/>
+        </w:rPr>
+        <w:t xml:space="preserve">Pipeline + rehab tracking</w:t>
+      </w:r>
+      <w:r>
+        <w:t xml:space="preserve"> </w:t>
+      </w:r>
+      <w:r>
+        <w:t xml:space="preserve">differentiates against pure calculators but is secondary to the synthesis layer in positioning.</w:t>
+      </w:r>
+      <w:r>
+        <w:br/>
+      </w:r>
+    </w:p>
+    <w:p>
+      <w:pPr>
+        <w:pStyle w:val="Compact"/>
+        <w:numPr>
+          <w:ilvl w:val="0"/>
+          <w:numId w:val="1005"/>
+        </w:numPr>
+      </w:pPr>
+      <w:r>
+        <w:rPr>
+          <w:b/>
+          <w:bCs/>
+        </w:rPr>
+        <w:t xml:space="preserve">Trust architecture</w:t>
+      </w:r>
+      <w:r>
+        <w:t xml:space="preserve"> </w:t>
+      </w:r>
+      <w:r>
+        <w:t xml:space="preserve">(source selector, Unavailable states, methodology page) is a feature, not polish — it supports conversion with skeptical investors.</w:t>
+      </w:r>
+      <w:r>
+        <w:br/>
+      </w:r>
+    </w:p>
+    <w:p>
+      <w:pPr>
+        <w:pStyle w:val="Compact"/>
+        <w:numPr>
+          <w:ilvl w:val="0"/>
+          <w:numId w:val="1005"/>
+        </w:numPr>
+      </w:pPr>
+      <w:r>
+        <w:rPr>
+          <w:b/>
+          <w:bCs/>
+        </w:rPr>
         <w:t xml:space="preserve">Mobile camera + Capacitor</w:t>
       </w:r>
       <w:r>
@@ -10497,6 +11088,80 @@
       </w:r>
       <w:r>
         <w:t xml:space="preserve">align with field-acquisition personas (wholesalers, driving-for-dollars) but the core moat is structure + scripts, not scan novelty alone.</w:t>
+      </w:r>
+    </w:p>
+    <w:p>
+      <w:pPr>
+        <w:pStyle w:val="Compact"/>
+        <w:numPr>
+          <w:ilvl w:val="0"/>
+          <w:numId w:val="1005"/>
+        </w:numPr>
+      </w:pPr>
+      <w:r>
+        <w:rPr>
+          <w:b/>
+          <w:bCs/>
+        </w:rPr>
+        <w:t xml:space="preserve">Fix stale external facts before reuse.</w:t>
+      </w:r>
+      <w:r>
+        <w:t xml:space="preserve"> </w:t>
+      </w:r>
+      <w:r>
+        <w:t xml:space="preserve">Correct any</w:t>
+      </w:r>
+      <w:r>
+        <w:t xml:space="preserve"> </w:t>
+      </w:r>
+      <w:r>
+        <w:t xml:space="preserve">“5 free analyses,”</w:t>
+      </w:r>
+      <w:r>
+        <w:t xml:space="preserve"> </w:t>
+      </w:r>
+      <w:r>
+        <w:t xml:space="preserve">“$29/$39,”</w:t>
+      </w:r>
+      <w:r>
+        <w:t xml:space="preserve"> </w:t>
+      </w:r>
+      <w:r>
+        <w:t xml:space="preserve">or</w:t>
+      </w:r>
+      <w:r>
+        <w:t xml:space="preserve"> </w:t>
+      </w:r>
+      <w:r>
+        <w:t xml:space="preserve">“Expo”</w:t>
+      </w:r>
+      <w:r>
+        <w:t xml:space="preserve"> </w:t>
+      </w:r>
+      <w:r>
+        <w:t xml:space="preserve">references in decks, scripts, and store listings to 3/month, $39.99 monthly / $349.99 annual (~$29.17/mo), and Capacitor.</w:t>
+      </w:r>
+    </w:p>
+    <w:p>
+      <w:pPr>
+        <w:pStyle w:val="Compact"/>
+        <w:numPr>
+          <w:ilvl w:val="0"/>
+          <w:numId w:val="1005"/>
+        </w:numPr>
+      </w:pPr>
+      <w:r>
+        <w:rPr>
+          <w:b/>
+          <w:bCs/>
+        </w:rPr>
+        <w:t xml:space="preserve">Keep Income Gap internal.</w:t>
+      </w:r>
+      <w:r>
+        <w:t xml:space="preserve"> </w:t>
+      </w:r>
+      <w:r>
+        <w:t xml:space="preserve">Present only Income Value, Target Buy, and Deal Gap to users; do not conflate Deal Gap with Income Value or Income Gap in user-facing copy.</w:t>
       </w:r>
     </w:p>
     <w:p>
@@ -10518,8 +11183,8 @@
         <w:t xml:space="preserve">This audit reflects codebase and internal documentation as of the current repository state. Feature availability may vary by subscription status, environment configuration (Stripe/RevenueCat keys), and data partner availability.</w:t>
       </w:r>
     </w:p>
-    <w:bookmarkEnd w:id="41"/>
     <w:bookmarkEnd w:id="42"/>
+    <w:bookmarkEnd w:id="43"/>
     <w:sectPr>
       <w:footnotePr>
         <w:numRestart w:val="eachSect"/>
@@ -10624,91 +11289,6 @@
     <w:lvl w:ilvl="8">
       <w:numFmt w:val="bullet"/>
       <w:lvlText w:val=" "/>
-      <w:lvlJc w:val="left"/>
-      <w:pPr>
-        <w:ind w:left="6480" w:hanging="360"/>
-      </w:pPr>
-    </w:lvl>
-  </w:abstractNum>
-  <w:abstractNum w:abstractNumId="99411">
-    <w:nsid w:val="00A99411"/>
-    <w:multiLevelType w:val="multilevel"/>
-    <w:lvl w:ilvl="0">
-      <w:start w:val="1"/>
-      <w:numFmt w:val="decimal"/>
-      <w:lvlText w:val="%1."/>
-      <w:lvlJc w:val="left"/>
-      <w:pPr>
-        <w:ind w:left="720" w:hanging="360"/>
-      </w:pPr>
-    </w:lvl>
-    <w:lvl w:ilvl="1">
-      <w:start w:val="1"/>
-      <w:numFmt w:val="decimal"/>
-      <w:lvlText w:val="%2."/>
-      <w:lvlJc w:val="left"/>
-      <w:pPr>
-        <w:ind w:left="1440" w:hanging="360"/>
-      </w:pPr>
-    </w:lvl>
-    <w:lvl w:ilvl="2">
-      <w:start w:val="1"/>
-      <w:numFmt w:val="decimal"/>
-      <w:lvlText w:val="%3."/>
-      <w:lvlJc w:val="left"/>
-      <w:pPr>
-        <w:ind w:left="2160" w:hanging="360"/>
-      </w:pPr>
-    </w:lvl>
-    <w:lvl w:ilvl="3">
-      <w:start w:val="1"/>
-      <w:numFmt w:val="decimal"/>
-      <w:lvlText w:val="%4."/>
-      <w:lvlJc w:val="left"/>
-      <w:pPr>
-        <w:ind w:left="2880" w:hanging="360"/>
-      </w:pPr>
-    </w:lvl>
-    <w:lvl w:ilvl="4">
-      <w:start w:val="1"/>
-      <w:numFmt w:val="decimal"/>
-      <w:lvlText w:val="%5."/>
-      <w:lvlJc w:val="left"/>
-      <w:pPr>
-        <w:ind w:left="3600" w:hanging="360"/>
-      </w:pPr>
-    </w:lvl>
-    <w:lvl w:ilvl="5">
-      <w:start w:val="1"/>
-      <w:numFmt w:val="decimal"/>
-      <w:lvlText w:val="%6."/>
-      <w:lvlJc w:val="left"/>
-      <w:pPr>
-        <w:ind w:left="4320" w:hanging="360"/>
-      </w:pPr>
-    </w:lvl>
-    <w:lvl w:ilvl="6">
-      <w:start w:val="1"/>
-      <w:numFmt w:val="decimal"/>
-      <w:lvlText w:val="%7."/>
-      <w:lvlJc w:val="left"/>
-      <w:pPr>
-        <w:ind w:left="5040" w:hanging="360"/>
-      </w:pPr>
-    </w:lvl>
-    <w:lvl w:ilvl="7">
-      <w:start w:val="1"/>
-      <w:numFmt w:val="decimal"/>
-      <w:lvlText w:val="%8."/>
-      <w:lvlJc w:val="left"/>
-      <w:pPr>
-        <w:ind w:left="5760" w:hanging="360"/>
-      </w:pPr>
-    </w:lvl>
-    <w:lvl w:ilvl="8">
-      <w:start w:val="1"/>
-      <w:numFmt w:val="decimal"/>
-      <w:lvlText w:val="%9."/>
       <w:lvlJc w:val="left"/>
       <w:pPr>
         <w:ind w:left="6480" w:hanging="360"/>
@@ -10818,10 +11398,98 @@
       </w:rPr>
     </w:lvl>
   </w:abstractNum>
+  <w:abstractNum w:abstractNumId="99411">
+    <w:nsid w:val="00A99411"/>
+    <w:multiLevelType w:val="multilevel"/>
+    <w:lvl w:ilvl="0">
+      <w:start w:val="1"/>
+      <w:numFmt w:val="decimal"/>
+      <w:lvlText w:val="%1."/>
+      <w:lvlJc w:val="left"/>
+      <w:pPr>
+        <w:ind w:left="720" w:hanging="360"/>
+      </w:pPr>
+    </w:lvl>
+    <w:lvl w:ilvl="1">
+      <w:start w:val="1"/>
+      <w:numFmt w:val="decimal"/>
+      <w:lvlText w:val="%2."/>
+      <w:lvlJc w:val="left"/>
+      <w:pPr>
+        <w:ind w:left="1440" w:hanging="360"/>
+      </w:pPr>
+    </w:lvl>
+    <w:lvl w:ilvl="2">
+      <w:start w:val="1"/>
+      <w:numFmt w:val="decimal"/>
+      <w:lvlText w:val="%3."/>
+      <w:lvlJc w:val="left"/>
+      <w:pPr>
+        <w:ind w:left="2160" w:hanging="360"/>
+      </w:pPr>
+    </w:lvl>
+    <w:lvl w:ilvl="3">
+      <w:start w:val="1"/>
+      <w:numFmt w:val="decimal"/>
+      <w:lvlText w:val="%4."/>
+      <w:lvlJc w:val="left"/>
+      <w:pPr>
+        <w:ind w:left="2880" w:hanging="360"/>
+      </w:pPr>
+    </w:lvl>
+    <w:lvl w:ilvl="4">
+      <w:start w:val="1"/>
+      <w:numFmt w:val="decimal"/>
+      <w:lvlText w:val="%5."/>
+      <w:lvlJc w:val="left"/>
+      <w:pPr>
+        <w:ind w:left="3600" w:hanging="360"/>
+      </w:pPr>
+    </w:lvl>
+    <w:lvl w:ilvl="5">
+      <w:start w:val="1"/>
+      <w:numFmt w:val="decimal"/>
+      <w:lvlText w:val="%6."/>
+      <w:lvlJc w:val="left"/>
+      <w:pPr>
+        <w:ind w:left="4320" w:hanging="360"/>
+      </w:pPr>
+    </w:lvl>
+    <w:lvl w:ilvl="6">
+      <w:start w:val="1"/>
+      <w:numFmt w:val="decimal"/>
+      <w:lvlText w:val="%7."/>
+      <w:lvlJc w:val="left"/>
+      <w:pPr>
+        <w:ind w:left="5040" w:hanging="360"/>
+      </w:pPr>
+    </w:lvl>
+    <w:lvl w:ilvl="7">
+      <w:start w:val="1"/>
+      <w:numFmt w:val="decimal"/>
+      <w:lvlText w:val="%8."/>
+      <w:lvlJc w:val="left"/>
+      <w:pPr>
+        <w:ind w:left="5760" w:hanging="360"/>
+      </w:pPr>
+    </w:lvl>
+    <w:lvl w:ilvl="8">
+      <w:start w:val="1"/>
+      <w:numFmt w:val="decimal"/>
+      <w:lvlText w:val="%9."/>
+      <w:lvlJc w:val="left"/>
+      <w:pPr>
+        <w:ind w:left="6480" w:hanging="360"/>
+      </w:pPr>
+    </w:lvl>
+  </w:abstractNum>
   <w:num w:numId="1000">
     <w:abstractNumId w:val="990"/>
   </w:num>
   <w:num w:numId="1001">
+    <w:abstractNumId w:val="991"/>
+  </w:num>
+  <w:num w:numId="1002">
     <w:abstractNumId w:val="99411"/>
     <w:lvlOverride w:ilvl="0">
       <w:startOverride w:val="1"/>
@@ -10851,13 +11519,13 @@
       <w:startOverride w:val="1"/>
     </w:lvlOverride>
   </w:num>
-  <w:num w:numId="1002">
-    <w:abstractNumId w:val="991"/>
-  </w:num>
   <w:num w:numId="1003">
     <w:abstractNumId w:val="991"/>
   </w:num>
   <w:num w:numId="1004">
+    <w:abstractNumId w:val="991"/>
+  </w:num>
+  <w:num w:numId="1005">
     <w:abstractNumId w:val="99411"/>
     <w:lvlOverride w:ilvl="0">
       <w:startOverride w:val="1"/>
